--- a/ky/wisdom-stories/dervishs-spoons.docx
+++ b/ky/wisdom-stories/dervishs-spoons.docx
@@ -147,7 +147,7 @@
           <w:sz w:val="22"/>
           <w:lang w:val="ky-KG"/>
         </w:rPr>
-        <w:t>Андан кийин дербиш чыныгы сүйүү эмне экенин билген адамдарды чакырды. Жүздөрү нурдуу, көздөрү сүйүүгө толгон адамдар келип, дасторконго отурушту. Дербиш аларга да ошол эле шартты айтты. Бул жолу көрүнүш таптакыр башка болду: ар ким кашыгын толтуруп, маңдайындагы адамга сунду, бири-бирин тамактандырышты. Дасторкон шаңга бөлөнүп, баары тоюп, шүгүр айтып ордунан турду.</w:t>
+        <w:t>Андан кийин дербиш чыныгы сүйүү эмне экенин билген адамдарды чакырды. Жүздөрү нурдуу, көздөрү сүйүүгө толгон адамдар келип, дасторконго отурушту. Дербиш аларга да ошол эле шартты айтты. Бул жолу көрүнүш таптакыр башка болду: ар ким кашыгын толтуруп, маңдайындагы адамга сунду, бири-бирин тамактандырышты. Дасторкон шаңга бөлөнүп, баары тоюп, шүгүр айтып ордунан турдулар.</w:t>
       </w:r>
     </w:p>
     <w:p>
@@ -207,7 +207,7 @@
           <w:sz w:val="22"/>
           <w:lang w:val="ky-KG"/>
         </w:rPr>
-        <w:t xml:space="preserve">Сабак: </w:t>
+        <w:t>Сабак: Өзүн гана ойлогон адам ач калат. Башканы тойгузган өзү да тоёт. Бөлүшө билгендин ырыскысы кемибейт.</w:t>
       </w:r>
       <w:r>
         <w:rPr>
@@ -216,7 +216,6 @@
           <w:sz w:val="22"/>
           <w:lang w:val="ky-KG"/>
         </w:rPr>
-        <w:t>Өзүн гана ойлогон адам ач калат. Башканы тойгузган өзү да тоёт. Бөлүшө билгендин ырыскысы кемибейт.</w:t>
       </w:r>
     </w:p>
     <w:p>

--- a/ky/wisdom-stories/dervishs-spoons.docx
+++ b/ky/wisdom-stories/dervishs-spoons.docx
@@ -207,7 +207,7 @@
           <w:sz w:val="22"/>
           <w:lang w:val="ky-KG"/>
         </w:rPr>
-        <w:t>Сабак: Өзүн гана ойлогон адам ач калат. Башканы тойгузган өзү да тоёт. Бөлүшө билгендин ырыскысы кемибейт.</w:t>
+        <w:t>Сабак: Өзүн гана ойлогон адам ач калат. Башканы тойгузган өзү да тоёт. Берген адам дайыма утат.</w:t>
       </w:r>
       <w:r>
         <w:rPr>
@@ -235,7 +235,7 @@
           <w:sz w:val="18"/>
           <w:lang w:val="ky-KG"/>
         </w:rPr>
-        <w:t>Окуя ачык интернет булактарынан алынды.</w:t>
+        <w:t>Аңгемелер ачык интернет булактарынан алынган, иллюстрациялар болсо ЖИ менен түзүлгөн.</w:t>
       </w:r>
     </w:p>
     <w:sectPr>
